--- a/protocol paper/Additional_file_1_SPIRIT_2025_checklist.docx
+++ b/protocol paper/Additional_file_1_SPIRIT_2025_checklist.docx
@@ -731,17 +731,9 @@
             </w:r>
             <w:r>
               <w:rPr>
-                <w:b/>
-                <w:color w:val="B04A3A"/>
                 <w:sz w:val="17"/>
               </w:rPr>
-              <w:t xml:space="preserve">Not yet addressed. </w:t>
-            </w:r>
-            <w:r>
-              <w:rPr>
-                <w:sz w:val="17"/>
-              </w:rPr>
-              <w:t>Not stated — the sponsor is referred to throughout but is not named, and no contact details are given</w:t>
+              <w:t>Declarations, Trial sponsor — KU Leuven, Department of Rehabilitation Sciences, Spoorwegstraat 12, 8200 Bruges, Belgium (study reference S71769)</w:t>
             </w:r>
           </w:p>
         </w:tc>
@@ -5226,17 +5218,9 @@
             </w:r>
             <w:r>
               <w:rPr>
-                <w:b/>
-                <w:color w:val="B04A3A"/>
                 <w:sz w:val="17"/>
               </w:rPr>
-              <w:t xml:space="preserve">Not yet addressed. </w:t>
-            </w:r>
-            <w:r>
-              <w:rPr>
-                <w:sz w:val="17"/>
-              </w:rPr>
-              <w:t>Not addressed — no statement on whether interim analyses will be performed, and no stopping guidelines. For a trial whose primary outcome is itself the harm under study, an explicit statement is expected even if the answer is that none are planned</w:t>
+              <w:t>Monitoring — no interim efficacy analyses are planned and no formal stopping guidelines are defined, with the rationale stated and the six-monthly safety review described as the alternative</w:t>
             </w:r>
           </w:p>
         </w:tc>
@@ -6031,7 +6015,7 @@
           <w:i w:val="0"/>
           <w:sz w:val="18"/>
         </w:rPr>
-        <w:t>Of the 53 checklist items, 40 are fully addressed, 5 are partly addressed, and 8 are not yet addressed. The outstanding items are administrative rather than methodological: the trial registration identifier and date, the protocol version and date, the sponsor’s name and contact details, the role of the funder, the authors’ contributions, competing interests, and the patient and public involvement statement. Two substantive items remain: item 28b, which requires an explicit statement on interim analyses and stopping guidelines, and item 34, which requires provisions for ancillary and post-trial care beyond the insurance cover already stated.</w:t>
+        <w:t>Of the 53 checklist items, 42 are fully addressed, 5 are partly addressed, and 6 are not yet addressed. Every outstanding item is administrative rather than methodological: the trial registration identifier and date, the protocol version and date, the role of the funder, the authors’ contributions, competing interests, and the patient and public involvement statement. Each requires information held by the author team rather than any change to the design or conduct of the trial. Of the five partly addressed items, item 34 is the most consequential: sponsor insurance is stated, but provisions for ancillary and post-trial care are not.</w:t>
       </w:r>
     </w:p>
     <w:sectPr>

--- a/protocol paper/Additional_file_1_SPIRIT_2025_checklist.docx
+++ b/protocol paper/Additional_file_1_SPIRIT_2025_checklist.docx
@@ -510,17 +510,9 @@
             </w:r>
             <w:r>
               <w:rPr>
-                <w:b/>
-                <w:color w:val="B04A3A"/>
                 <w:sz w:val="17"/>
               </w:rPr>
-              <w:t xml:space="preserve">Not yet addressed. </w:t>
-            </w:r>
-            <w:r>
-              <w:rPr>
-                <w:sz w:val="17"/>
-              </w:rPr>
-              <w:t>Trial status — version number and date not yet entered</w:t>
+              <w:t>Trial status — Protocol version 1.0, dated 17 May 2026</w:t>
             </w:r>
           </w:p>
         </w:tc>
@@ -5975,17 +5967,9 @@
             </w:r>
             <w:r>
               <w:rPr>
-                <w:b/>
-                <w:color w:val="B04A3A"/>
                 <w:sz w:val="17"/>
               </w:rPr>
-              <w:t xml:space="preserve">Partly addressed. </w:t>
-            </w:r>
-            <w:r>
-              <w:rPr>
-                <w:sz w:val="17"/>
-              </w:rPr>
-              <w:t>Adverse events — sponsor insurance under Article 32 of the Belgian law of 22 December 2020. No provisions for ancillary or post-trial care are stated</w:t>
+              <w:t>Ethics — no-fault liability and compensation through the sponsor’s insurance under the Belgian law of 7 May 2004; Adverse events — insurance cover under Article 32 of the Belgian law of 22 December 2020</w:t>
             </w:r>
           </w:p>
         </w:tc>
@@ -6015,7 +5999,7 @@
           <w:i w:val="0"/>
           <w:sz w:val="18"/>
         </w:rPr>
-        <w:t>Of the 53 checklist items, 42 are fully addressed, 5 are partly addressed, and 6 are not yet addressed. Every outstanding item is administrative rather than methodological: the trial registration identifier and date, the protocol version and date, the role of the funder, the authors’ contributions, competing interests, and the patient and public involvement statement. Each requires information held by the author team rather than any change to the design or conduct of the trial. Of the five partly addressed items, item 34 is the most consequential: sponsor insurance is stated, but provisions for ancillary and post-trial care are not.</w:t>
+        <w:t>Of the 53 checklist items, 44 are fully addressed, 4 are partly addressed, and 5 are not yet addressed. Every outstanding item is administrative rather than methodological: the trial registration identifier and date, the role of the funder, the authors’ contributions, competing interests, and the patient and public involvement statement. Each requires information held by the author team rather than any change to the design or conduct of the trial. Of the partly addressed items, item 32b is the most consequential: the protocol undertakes to deposit the individual participant and biomechanical datasets for reuse, but the consent documentation does not appear to contain a corresponding provision for that secondary use.</w:t>
       </w:r>
     </w:p>
     <w:sectPr>
